--- a/backend/data/procurement_process/专土23-07 广钢新城加压站建设工程总承包/专土23-07-格栅盖板、盲板、通风帽、冲洗快接头、堵头等材料/2.直接采购呈批表.docx
+++ b/backend/data/procurement_process/专土23-07 广钢新城加压站建设工程总承包/专土23-07-格栅盖板、盲板、通风帽、冲洗快接头、堵头等材料/2.直接采购呈批表.docx
@@ -483,7 +483,7 @@
                 <w:highlight w:val="none"/>
                 <w:lang w:val="en-US" w:eastAsia="zh-CN"/>
               </w:rPr>
-              <w:t xml:space="preserve">材料采购</w:t>
+              <w:t xml:space="preserve">材料租赁</w:t>
             </w:r>
           </w:p>
         </w:tc>
@@ -737,6 +737,37 @@
               <w:jc w:val="left"/>
               <w:textAlignment w:val="auto"/>
               <w:rPr>
+                <w:rFonts w:hint="default" w:ascii="仿宋" w:hAnsi="仿宋" w:eastAsia="仿宋" w:cs="仿宋"/>
+                <w:color w:val="auto"/>
+                <w:sz w:val="24"/>
+                <w:szCs w:val="24"/>
+                <w:highlight w:val="none"/>
+                <w:lang w:val="en-US" w:eastAsia="zh-CN"/>
+              </w:rPr>
+            </w:pPr>
+            <w:r>
+              <w:rPr>
+                <w:rFonts w:hint="eastAsia" w:ascii="仿宋" w:hAnsi="仿宋" w:eastAsia="仿宋" w:cs="仿宋"/>
+                <w:color w:val="auto"/>
+                <w:kern w:val="2"/>
+                <w:sz w:val="24"/>
+                <w:szCs w:val="24"/>
+                <w:lang w:val="en-US" w:eastAsia="zh-CN" w:bidi="ar-SA"/>
+              </w:rPr>
+              <w:t>1.</w:t>
+            </w:r>
+            <w:r>
+              <w:rPr>
+                <w:rFonts w:hint="eastAsia" w:ascii="仿宋" w:hAnsi="仿宋" w:eastAsia="仿宋" w:cs="仿宋"/>
+                <w:color w:val="auto"/>
+                <w:sz w:val="24"/>
+                <w:szCs w:val="24"/>
+                <w:highlight w:val="none"/>
+              </w:rPr>
+              <w:t>分</w:t>
+            </w:r>
+            <w:r>
+              <w:rPr>
                 <w:rFonts w:hint="eastAsia" w:ascii="仿宋" w:hAnsi="仿宋" w:eastAsia="仿宋" w:cs="仿宋"/>
                 <w:color w:val="auto"/>
                 <w:sz w:val="24"/>
@@ -744,37 +775,6 @@
                 <w:highlight w:val="none"/>
                 <w:lang w:eastAsia="zh-CN"/>
               </w:rPr>
-            </w:pPr>
-            <w:r>
-              <w:rPr>
-                <w:rFonts w:hint="eastAsia" w:ascii="仿宋" w:hAnsi="仿宋" w:eastAsia="仿宋" w:cs="仿宋"/>
-                <w:color w:val="auto"/>
-                <w:kern w:val="2"/>
-                <w:sz w:val="24"/>
-                <w:szCs w:val="24"/>
-                <w:lang w:val="en-US" w:eastAsia="zh-CN" w:bidi="ar-SA"/>
-              </w:rPr>
-              <w:t>1.</w:t>
-            </w:r>
-            <w:r>
-              <w:rPr>
-                <w:rFonts w:hint="eastAsia" w:ascii="仿宋" w:hAnsi="仿宋" w:eastAsia="仿宋" w:cs="仿宋"/>
-                <w:color w:val="auto"/>
-                <w:sz w:val="24"/>
-                <w:szCs w:val="24"/>
-                <w:highlight w:val="none"/>
-              </w:rPr>
-              <w:t>分</w:t>
-            </w:r>
-            <w:r>
-              <w:rPr>
-                <w:rFonts w:hint="eastAsia" w:ascii="仿宋" w:hAnsi="仿宋" w:eastAsia="仿宋" w:cs="仿宋"/>
-                <w:color w:val="auto"/>
-                <w:sz w:val="24"/>
-                <w:szCs w:val="24"/>
-                <w:highlight w:val="none"/>
-                <w:lang w:eastAsia="zh-CN"/>
-              </w:rPr>
               <w:t>包采购内容：</w:t>
             </w:r>
             <w:r>
@@ -786,8 +786,10 @@
                 <w:highlight w:val="none"/>
                 <w:lang w:val="en-US" w:eastAsia="zh-CN"/>
               </w:rPr>
-              <w:t xml:space="preserve">格栅盖板、盲板、通风帽、冲洗快接头、堵头等材料</w:t>
-            </w:r>
+              <w:t xml:space="preserve">格栅盖板、盲板、通风帽、冲洗快接头、堵头等材料租赁</w:t>
+            </w:r>
+            <w:bookmarkStart w:id="0" w:name="_GoBack"/>
+            <w:bookmarkEnd w:id="0"/>
           </w:p>
           <w:p>
             <w:pPr>
@@ -840,7 +842,7 @@
                 <w:highlight w:val="none"/>
                 <w:lang w:val="en-US" w:eastAsia="zh-CN"/>
               </w:rPr>
-              <w:t xml:space="preserve">37966.5（成交价（元）：37252.0）</w:t>
+              <w:t xml:space="preserve">37966（成交价（元）：37252.0）</w:t>
             </w:r>
           </w:p>
         </w:tc>
